--- a/Лабораторна робота №2.docx
+++ b/Лабораторна робота №2.docx
@@ -398,7 +398,7 @@
           <w:sz w:val="28"/>
           <w:szCs w:val="28"/>
         </w:rPr>
-        <w:t>Меренько</w:t>
+        <w:t>Храбатин</w:t>
       </w:r>
       <w:proofErr w:type="spellEnd"/>
       <w:r>
@@ -415,7 +415,15 @@
           <w:sz w:val="28"/>
           <w:szCs w:val="28"/>
         </w:rPr>
-        <w:t>Б. І</w:t>
+        <w:t>Р</w:t>
+      </w:r>
+      <w:r>
+        <w:rPr>
+          <w:rFonts w:ascii="Times New Roman" w:hAnsi="Times New Roman" w:cs="Times New Roman"/>
+          <w:sz w:val="28"/>
+          <w:szCs w:val="28"/>
+        </w:rPr>
+        <w:t>. І</w:t>
       </w:r>
       <w:r>
         <w:rPr>
@@ -14655,6 +14663,7 @@
   <w:style w:type="character" w:default="1" w:styleId="a0">
     <w:name w:val="Default Paragraph Font"/>
     <w:uiPriority w:val="1"/>
+    <w:semiHidden/>
     <w:unhideWhenUsed/>
   </w:style>
   <w:style w:type="table" w:default="1" w:styleId="a1">
